--- a/wbe-review/WBE_Review_Ch7_Model_Audit_Table.docx
+++ b/wbe-review/WBE_Review_Ch7_Model_Audit_Table.docx
@@ -520,19 +520,19 @@
               <w:jc w:val="left"/>
             </w:pPr>
             <w:r>
-              <w:t xml:space="preserve">✅ (posterior intervals directly quantify this)</w:t>
-            </w:r>
-          </w:p>
-        </w:tc>
-        <w:tc>
-          <w:tcPr/>
-          <w:p>
-            <w:pPr>
-              <w:pStyle w:val="Compact"/>
-              <w:jc w:val="left"/>
-            </w:pPr>
-            <w:r>
-              <w:t xml:space="preserve">✅ explicit latent-state design, though posterior width reflects rather than guarantees resolution — a flat/multimodal posterior is itself diagnostic</w:t>
+              <w:t xml:space="preserve">⚠ a posterior credible interval describes parameter uncertainty conditional on the chosen model and prior — it is not, by itself, evidence of structural or practical identifiability (§8.9’s narrow-posterior critique); a narrow interval can result from an informative/overconfident prior or an overly rigid model structure rather than genuine identifiability, so this requires independent structural/practical identifiability diagnostics (§7.3) before being read as ✅</w:t>
+            </w:r>
+          </w:p>
+        </w:tc>
+        <w:tc>
+          <w:tcPr/>
+          <w:p>
+            <w:pPr>
+              <w:pStyle w:val="Compact"/>
+              <w:jc w:val="left"/>
+            </w:pPr>
+            <w:r>
+              <w:t xml:space="preserve">⚠ explicitly models a latent state and provides posterior state estimates, but this does not by itself establish state observability — no formal observability analysis or synthetic-state/known-truth recovery test was confirmed for this study, so posterior state estimates should not be equated with demonstrated observability</w:t>
             </w:r>
           </w:p>
         </w:tc>
@@ -706,7 +706,7 @@
               <w:jc w:val="left"/>
             </w:pPr>
             <w:r>
-              <w:t xml:space="preserve">Multi-model ensembles (e.g., Alhassan et al., 2025/2026)</w:t>
+              <w:t xml:space="preserve">Multi-model ensembles (e.g., Alhassan et al., 2025)</w:t>
             </w:r>
           </w:p>
         </w:tc>
@@ -1551,19 +1551,19 @@
               <w:jc w:val="left"/>
             </w:pPr>
             <w:r>
-              <w:t xml:space="preserve">n/a (Bayesian framework; identifiability not the stated focus)</w:t>
-            </w:r>
-          </w:p>
-        </w:tc>
-        <w:tc>
-          <w:tcPr/>
-          <w:p>
-            <w:pPr>
-              <w:pStyle w:val="Compact"/>
-              <w:jc w:val="left"/>
-            </w:pPr>
-            <w:r>
-              <w:t xml:space="preserve">✅ yes — explicit functional-data latent-process design addresses missingness and state recovery directly</w:t>
+              <w:t xml:space="preserve">⚠ not applicable in the classical sense (Bayesian framework, identifiability not the stated focus), and a posterior interval alone does not establish it (§7.0, §8.9)</w:t>
+            </w:r>
+          </w:p>
+        </w:tc>
+        <w:tc>
+          <w:tcPr/>
+          <w:p>
+            <w:pPr>
+              <w:pStyle w:val="Compact"/>
+              <w:jc w:val="left"/>
+            </w:pPr>
+            <w:r>
+              <w:t xml:space="preserve">⚠ explicitly models a latent process and reports posterior state estimates addressing missingness, but no formal observability or synthetic-state recovery test was confirmed — posterior estimates alone are not equated with demonstrated observability</w:t>
             </w:r>
           </w:p>
         </w:tc>
@@ -1821,7 +1821,7 @@
               <w:jc w:val="left"/>
             </w:pPr>
             <w:r>
-              <w:t xml:space="preserve">Alhassan et al. (2025/2026)</w:t>
+              <w:t xml:space="preserve">Alhassan et al. (2025)</w:t>
             </w:r>
           </w:p>
         </w:tc>
@@ -2183,7 +2183,10 @@
     </w:p>
     <w:bookmarkEnd w:id="21"/>
     <w:bookmarkEnd w:id="22"/>
-    <w:sectPr/>
+    <w:sectPr>
+      <w:pgSz w:h="15840" w:w="12240"/>
+      <w:pgMar w:bottom="1008" w:left="864" w:right="864" w:top="1008"/>
+    </w:sectPr>
   </w:body>
 </w:document>
 </file>
